--- a/VBS/光線歌.docx
+++ b/VBS/光線歌.docx
@@ -32,10 +32,9 @@
           <w:sz w:val="21"/>
           <w:szCs w:val="21"/>
           <w:shd w:val="clear" w:color="auto" w:fill="auto"/>
-          <w:lang w:val="en-US" w:eastAsia="zh-CN" w:bidi="ar"/>
+          <w:lang w:val="en-US" w:eastAsia="ja-JP" w:bidi="ar"/>
         </w:rPr>
       </w:pPr>
-      <w:bookmarkStart w:id="0" w:name="_GoBack"/>
       <w:r>
         <w:rPr>
           <w:rFonts w:hint="eastAsia" w:ascii="MS Mincho" w:hAnsi="MS Mincho" w:eastAsia="MS Mincho" w:cs="MS Mincho"/>
@@ -204,6 +203,20 @@
         </w:rPr>
         <w:fldChar w:fldCharType="end"/>
       </w:r>
+      <w:r>
+        <w:rPr>
+          <w:rFonts w:hint="eastAsia" w:ascii="MS Mincho" w:hAnsi="MS Mincho" w:eastAsia="MS Mincho" w:cs="MS Mincho"/>
+          <w:color w:val="auto"/>
+          <w:kern w:val="0"/>
+          <w:sz w:val="32"/>
+          <w:szCs w:val="32"/>
+          <w:shd w:val="clear" w:color="auto" w:fill="auto"/>
+          <w:lang w:val="en-US" w:eastAsia="ja-JP" w:bidi="ar"/>
+        </w:rPr>
+        <w:t>　</w:t>
+      </w:r>
+      <w:bookmarkStart w:id="0" w:name="_GoBack"/>
+      <w:bookmarkEnd w:id="0"/>
     </w:p>
     <w:p>
       <w:pPr>
@@ -16021,7 +16034,6 @@
         <w:t>将这世界尽数贯穿</w:t>
       </w:r>
     </w:p>
-    <w:bookmarkEnd w:id="0"/>
     <w:sectPr>
       <w:pgSz w:w="16838" w:h="11906" w:orient="landscape"/>
       <w:pgMar w:top="1803" w:right="1440" w:bottom="1803" w:left="1440" w:header="851" w:footer="992" w:gutter="0"/>
